--- a/docs/Claudette_TOGAF_Assessment.docx
+++ b/docs/Claudette_TOGAF_Assessment.docx
@@ -60,7 +60,7 @@
           <w:sz w:val="20"/>
           <w:szCs w:val="20"/>
         </w:rPr>
-        <w:t xml:space="preserve">Version 1.1  ·  30 July 2026</w:t>
+        <w:t xml:space="preserve">Version 1.2  ·  31 July 2026</w:t>
       </w:r>
     </w:p>
     <w:p>
@@ -162,7 +162,7 @@
         <w:spacing w:after="140"/>
       </w:pPr>
       <w:r>
-        <w:t xml:space="preserve">Since the first version of this assessment, the project has grown in two material ways: Nova now keeps persistent, encrypted memory of the user, and she can call tools mid-conversation — the capability behind a new store-inventory demonstration mode built to pitch a hands-free retail assistant to leadership. That demonstration is explicitly a proof-of-concept; if it wins funding, a separate, larger project would follow. That prospect is the first real signal that some of the business-architecture items previously deferred (below) may soon be worth revisiting.</w:t>
+        <w:t xml:space="preserve">Since the first version of this assessment, the project has grown substantially: Nova now keeps persistent, encrypted memory of the user; she can call tools mid-conversation — the capability behind a store-inventory demonstration mode built to pitch a hands-free retail assistant to leadership, plus on-demand location awareness and a nearby-places lookup; and she has a vision path (John can hand her a photo and she describes it). Two further integrations — Microsoft 365 (Teams/Outlook) and bank/expense access — were deliberately parked pending approvals and design (decisions D20 and D21), itself a healthy instance of conscious deferral. The demonstration is explicitly a proof-of-concept; if it wins funding, a separate, larger project would follow — the first real signal that some previously deferred business-architecture items may soon be worth revisiting.</w:t>
       </w:r>
     </w:p>
     <w:p>
@@ -178,7 +178,7 @@
         <w:spacing w:after="140"/>
       </w:pPr>
       <w:r>
-        <w:t xml:space="preserve">The assessment draws on the project’s existing artifacts: the technical &amp; functional specification, the running project log (including the security threat register S1–S13 and the decision record D1–D19), the defined technology stack, and the phased delivery roadmap.</w:t>
+        <w:t xml:space="preserve">The assessment draws on the project’s existing artifacts: the technical &amp; functional specification, the running project log (including the security threat register S1–S16 and the decision record D1–D22), the defined technology stack, and the phased delivery roadmap.</w:t>
       </w:r>
     </w:p>
     <w:p>
@@ -455,7 +455,7 @@
                 <w:b w:val="false"/>
                 <w:bCs w:val="false"/>
               </w:rPr>
-              <w:t xml:space="preserve">Documented data flow (audio → STT → LLM → TTS), encrypted key storage, and now an encrypted long-term memory store (profile + rolling summary) with a distill-don’t-persist-raw stance. Demo uses a bundled synthetic dataset.</w:t>
+              <w:t xml:space="preserve">Documented data flow (audio → STT → LLM → TTS), encrypted key storage, and now an encrypted long-term memory store (profile + rolling summary) with a distill-don’t-persist-raw stance. Photos John feeds Nova are stored locally (sandboxed) and analyzed on demand. Demo uses a bundled synthetic dataset.</w:t>
             </w:r>
           </w:p>
         </w:tc>
@@ -537,7 +537,7 @@
                 <w:b w:val="false"/>
                 <w:bCs w:val="false"/>
               </w:rPr>
-              <w:t xml:space="preserve">Modular, well-separated components (wake-word service, detector seam, STT/LLM/TTS clients, conversation manager) plus new tool-use, an inventory query engine, and a memory subsystem — each a clean extension point.</w:t>
+              <w:t xml:space="preserve">Modular, well-separated components (wake-word service, detector seam, STT/LLM/TTS clients, conversation manager) plus tool-use, an inventory query engine, a memory subsystem, on-demand location and nearby-places, and a vision path — each a clean extension point.</w:t>
             </w:r>
           </w:p>
         </w:tc>
@@ -619,7 +619,7 @@
                 <w:b w:val="false"/>
                 <w:bCs w:val="false"/>
               </w:rPr>
-              <w:t xml:space="preserve">A pinned stack, target platform (Android), runtime model (foreground service + wake lock), named external services, and on-device ONNX wake detection now working.</w:t>
+              <w:t xml:space="preserve">A pinned stack, target platform (Android), runtime model (foreground service + wake lock), named external services (now including Google Play Services location and Google Places), and on-device ONNX wake detection working.</w:t>
             </w:r>
           </w:p>
         </w:tc>
@@ -1163,7 +1163,7 @@
                 <w:b w:val="false"/>
                 <w:bCs w:val="false"/>
               </w:rPr>
-              <w:t xml:space="preserve">Componentised, vendor-swappable design; decisions D1–D19 recorded; tool-use and memory added cleanly.</w:t>
+              <w:t xml:space="preserve">Componentised, vendor-swappable design; decisions D1–D22 recorded; tool-use, memory, location, and vision added cleanly.</w:t>
             </w:r>
           </w:p>
         </w:tc>
@@ -1573,7 +1573,7 @@
                 <w:b w:val="false"/>
                 <w:bCs w:val="false"/>
               </w:rPr>
-              <w:t xml:space="preserve">The project log records every architectural decision and change with dates (D1–D19).</w:t>
+              <w:t xml:space="preserve">The project log records every architectural decision and change with dates (D1–D22).</w:t>
             </w:r>
           </w:p>
         </w:tc>
@@ -1655,7 +1655,7 @@
                 <w:b w:val="false"/>
                 <w:bCs w:val="false"/>
               </w:rPr>
-              <w:t xml:space="preserve">Functional requirements FR-1…FR-17 and a live open-questions list.</w:t>
+              <w:t xml:space="preserve">Functional requirements FR-1…FR-20 and a live open-questions list.</w:t>
             </w:r>
           </w:p>
         </w:tc>
@@ -1734,7 +1734,7 @@
         <w:spacing w:after="140"/>
       </w:pPr>
       <w:r>
-        <w:t xml:space="preserve">This remains the project’s strongest area relative to its size. A living threat register (S1–S13) tracks each risk — embedded API keys, always-hot microphone, cloud speech-to-text, cost from false wakes, sensitive content over the network, boot/permission surface, the GitHub token to revoke, on-device credential/data storage, the wake model’s non-commercial training licence, location PII, the new persistent-memory store, planned web-search egress, and off-device backup — with severity and mitigation. The two highest-severity items are now the memory store (S11) and any future off-device backup (S13); both are addressed by encrypting at rest and, for backup, encrypting client-side before upload. TOGAF would still ask for two lightweight additions: a stated risk-assessment method (how severity is assigned) and a short key-management policy.</w:t>
+        <w:t xml:space="preserve">This remains the project’s strongest area relative to its size. A living threat register (S1–S16) tracks each risk — embedded API keys, always-hot microphone, cloud speech-to-text, cost from false wakes, sensitive content over the network, boot/permission surface, the GitHub token to revoke, on-device credential/data storage, the wake model’s non-commercial training licence, on-demand location (now implemented), the persistent-memory store, planned web-search egress, off-device backup, photos fed to Nova, and the two parked integrations (M365 and bank/expense) — with severity and mitigation. The highest-severity items are the memory store (S11), any future off-device backup (S13), and — if ever built — the parked M365 (S15) and financial (S16) integrations; all are handled by encrypting at rest, encrypting client-side before any upload, and simply not building the parked ones until approved. TOGAF would still ask for two lightweight additions: a stated risk-assessment method and a short key-management policy.</w:t>
       </w:r>
     </w:p>
     <w:p>
@@ -3186,7 +3186,7 @@
         <w:spacing w:after="140"/>
       </w:pPr>
       <w:r>
-        <w:t xml:space="preserve">What has changed is the horizon. The inventory demonstration is a bid to broaden Nova into a funded, multi-stakeholder product. If that happens, the previously deferred items — business architecture, governance gates, a standards catalogue, and stakeholder maps — move from ‘over-engineering’ to ‘worth doing.’ Until funding is real they remain deliberately deferred, but the trigger to revisit them is now visible rather than hypothetical.</w:t>
+        <w:t xml:space="preserve">What has changed is the horizon. The inventory demonstration is a bid to broaden Nova into a funded, multi-stakeholder product. If that happens, the previously deferred items — business architecture, governance gates, a standards catalogue, and stakeholder maps — move from ‘over-engineering’ to ‘worth doing.’ Until funding is real they remain deliberately deferred, but the trigger to revisit them is now visible rather than hypothetical. The conscious parking of the M365 and bank/expense integrations pending approvals (D20, D21) is a good instance of this same discipline in practice.</w:t>
       </w:r>
     </w:p>
     <w:p>
@@ -3596,7 +3596,7 @@
                 <w:b w:val="false"/>
                 <w:bCs w:val="false"/>
               </w:rPr>
-              <w:t xml:space="preserve">Living threat register (S1–S13) — punches above its weight.</w:t>
+              <w:t xml:space="preserve">Living threat register (S1–S16) — punches above its weight.</w:t>
             </w:r>
           </w:p>
         </w:tc>

--- a/docs/Claudette_TOGAF_Assessment.docx
+++ b/docs/Claudette_TOGAF_Assessment.docx
@@ -60,7 +60,7 @@
           <w:sz w:val="20"/>
           <w:szCs w:val="20"/>
         </w:rPr>
-        <w:t>Version 1.2  ·  31 July 2026</w:t>
+        <w:t>Version 1.3  ·  5 August 2026</w:t>
       </w:r>
     </w:p>
     <w:p>
@@ -73,14 +73,7 @@
           <w:sz w:val="20"/>
           <w:szCs w:val="20"/>
         </w:rPr>
-        <w:t>Owner: John Duchock   ·   Prepared by: Claude</w:t>
-      </w:r>
-      <w:r>
-        <w:rPr>
-          <w:sz w:val="20"/>
-          <w:szCs w:val="20"/>
-        </w:rPr>
-        <w:t xml:space="preserve"> and Nova</w:t>
+        <w:t xml:space="preserve">Owner: John Duchock   ·   Prepared by: Claude and Nova</w:t>
       </w:r>
     </w:p>
     <w:p>
@@ -139,11 +132,7 @@
           </w:pPr>
           <w:r>
             <w:fldChar w:fldCharType="begin"/>
-          </w:r>
-          <w:r>
             <w:instrText>TOC \h \o "1-2"</w:instrText>
-          </w:r>
-          <w:r>
             <w:fldChar w:fldCharType="separate"/>
           </w:r>
           <w:hyperlink w:anchor="_Toc236763543" w:history="1">
@@ -161,40 +150,10 @@
                 <w:noProof/>
               </w:rPr>
               <w:tab/>
-            </w:r>
-            <w:r>
-              <w:rPr>
-                <w:noProof/>
-              </w:rPr>
               <w:fldChar w:fldCharType="begin"/>
-            </w:r>
-            <w:r>
-              <w:rPr>
-                <w:noProof/>
-              </w:rPr>
               <w:instrText xml:space="preserve"> PAGEREF _Toc236763543 \h </w:instrText>
-            </w:r>
-            <w:r>
-              <w:rPr>
-                <w:noProof/>
-              </w:rPr>
-            </w:r>
-            <w:r>
-              <w:rPr>
-                <w:noProof/>
-              </w:rPr>
               <w:fldChar w:fldCharType="separate"/>
-            </w:r>
-            <w:r>
-              <w:rPr>
-                <w:noProof/>
-              </w:rPr>
               <w:t>2</w:t>
-            </w:r>
-            <w:r>
-              <w:rPr>
-                <w:noProof/>
-              </w:rPr>
               <w:fldChar w:fldCharType="end"/>
             </w:r>
           </w:hyperlink>
@@ -224,40 +183,10 @@
                 <w:noProof/>
               </w:rPr>
               <w:tab/>
-            </w:r>
-            <w:r>
-              <w:rPr>
-                <w:noProof/>
-              </w:rPr>
               <w:fldChar w:fldCharType="begin"/>
-            </w:r>
-            <w:r>
-              <w:rPr>
-                <w:noProof/>
-              </w:rPr>
               <w:instrText xml:space="preserve"> PAGEREF _Toc236763544 \h </w:instrText>
-            </w:r>
-            <w:r>
-              <w:rPr>
-                <w:noProof/>
-              </w:rPr>
-            </w:r>
-            <w:r>
-              <w:rPr>
-                <w:noProof/>
-              </w:rPr>
               <w:fldChar w:fldCharType="separate"/>
-            </w:r>
-            <w:r>
-              <w:rPr>
-                <w:noProof/>
-              </w:rPr>
               <w:t>3</w:t>
-            </w:r>
-            <w:r>
-              <w:rPr>
-                <w:noProof/>
-              </w:rPr>
               <w:fldChar w:fldCharType="end"/>
             </w:r>
           </w:hyperlink>
@@ -287,40 +216,10 @@
                 <w:noProof/>
               </w:rPr>
               <w:tab/>
-            </w:r>
-            <w:r>
-              <w:rPr>
-                <w:noProof/>
-              </w:rPr>
               <w:fldChar w:fldCharType="begin"/>
-            </w:r>
-            <w:r>
-              <w:rPr>
-                <w:noProof/>
-              </w:rPr>
               <w:instrText xml:space="preserve"> PAGEREF _Toc236763545 \h </w:instrText>
-            </w:r>
-            <w:r>
-              <w:rPr>
-                <w:noProof/>
-              </w:rPr>
-            </w:r>
-            <w:r>
-              <w:rPr>
-                <w:noProof/>
-              </w:rPr>
               <w:fldChar w:fldCharType="separate"/>
-            </w:r>
-            <w:r>
-              <w:rPr>
-                <w:noProof/>
-              </w:rPr>
               <w:t>3</w:t>
-            </w:r>
-            <w:r>
-              <w:rPr>
-                <w:noProof/>
-              </w:rPr>
               <w:fldChar w:fldCharType="end"/>
             </w:r>
           </w:hyperlink>
@@ -350,40 +249,10 @@
                 <w:noProof/>
               </w:rPr>
               <w:tab/>
-            </w:r>
-            <w:r>
-              <w:rPr>
-                <w:noProof/>
-              </w:rPr>
               <w:fldChar w:fldCharType="begin"/>
-            </w:r>
-            <w:r>
-              <w:rPr>
-                <w:noProof/>
-              </w:rPr>
               <w:instrText xml:space="preserve"> PAGEREF _Toc236763546 \h </w:instrText>
-            </w:r>
-            <w:r>
-              <w:rPr>
-                <w:noProof/>
-              </w:rPr>
-            </w:r>
-            <w:r>
-              <w:rPr>
-                <w:noProof/>
-              </w:rPr>
               <w:fldChar w:fldCharType="separate"/>
-            </w:r>
-            <w:r>
-              <w:rPr>
-                <w:noProof/>
-              </w:rPr>
               <w:t>3</w:t>
-            </w:r>
-            <w:r>
-              <w:rPr>
-                <w:noProof/>
-              </w:rPr>
               <w:fldChar w:fldCharType="end"/>
             </w:r>
           </w:hyperlink>
@@ -413,40 +282,10 @@
                 <w:noProof/>
               </w:rPr>
               <w:tab/>
-            </w:r>
-            <w:r>
-              <w:rPr>
-                <w:noProof/>
-              </w:rPr>
               <w:fldChar w:fldCharType="begin"/>
-            </w:r>
-            <w:r>
-              <w:rPr>
-                <w:noProof/>
-              </w:rPr>
               <w:instrText xml:space="preserve"> PAGEREF _Toc236763547 \h </w:instrText>
-            </w:r>
-            <w:r>
-              <w:rPr>
-                <w:noProof/>
-              </w:rPr>
-            </w:r>
-            <w:r>
-              <w:rPr>
-                <w:noProof/>
-              </w:rPr>
               <w:fldChar w:fldCharType="separate"/>
-            </w:r>
-            <w:r>
-              <w:rPr>
-                <w:noProof/>
-              </w:rPr>
               <w:t>4</w:t>
-            </w:r>
-            <w:r>
-              <w:rPr>
-                <w:noProof/>
-              </w:rPr>
               <w:fldChar w:fldCharType="end"/>
             </w:r>
           </w:hyperlink>
@@ -476,40 +315,10 @@
                 <w:noProof/>
               </w:rPr>
               <w:tab/>
-            </w:r>
-            <w:r>
-              <w:rPr>
-                <w:noProof/>
-              </w:rPr>
               <w:fldChar w:fldCharType="begin"/>
-            </w:r>
-            <w:r>
-              <w:rPr>
-                <w:noProof/>
-              </w:rPr>
               <w:instrText xml:space="preserve"> PAGEREF _Toc236763548 \h </w:instrText>
-            </w:r>
-            <w:r>
-              <w:rPr>
-                <w:noProof/>
-              </w:rPr>
-            </w:r>
-            <w:r>
-              <w:rPr>
-                <w:noProof/>
-              </w:rPr>
               <w:fldChar w:fldCharType="separate"/>
-            </w:r>
-            <w:r>
-              <w:rPr>
-                <w:noProof/>
-              </w:rPr>
               <w:t>5</w:t>
-            </w:r>
-            <w:r>
-              <w:rPr>
-                <w:noProof/>
-              </w:rPr>
               <w:fldChar w:fldCharType="end"/>
             </w:r>
           </w:hyperlink>
@@ -539,40 +348,10 @@
                 <w:noProof/>
               </w:rPr>
               <w:tab/>
-            </w:r>
-            <w:r>
-              <w:rPr>
-                <w:noProof/>
-              </w:rPr>
               <w:fldChar w:fldCharType="begin"/>
-            </w:r>
-            <w:r>
-              <w:rPr>
-                <w:noProof/>
-              </w:rPr>
               <w:instrText xml:space="preserve"> PAGEREF _Toc236763549 \h </w:instrText>
-            </w:r>
-            <w:r>
-              <w:rPr>
-                <w:noProof/>
-              </w:rPr>
-            </w:r>
-            <w:r>
-              <w:rPr>
-                <w:noProof/>
-              </w:rPr>
               <w:fldChar w:fldCharType="separate"/>
-            </w:r>
-            <w:r>
-              <w:rPr>
-                <w:noProof/>
-              </w:rPr>
               <w:t>5</w:t>
-            </w:r>
-            <w:r>
-              <w:rPr>
-                <w:noProof/>
-              </w:rPr>
               <w:fldChar w:fldCharType="end"/>
             </w:r>
           </w:hyperlink>
@@ -602,40 +381,10 @@
                 <w:noProof/>
               </w:rPr>
               <w:tab/>
-            </w:r>
-            <w:r>
-              <w:rPr>
-                <w:noProof/>
-              </w:rPr>
               <w:fldChar w:fldCharType="begin"/>
-            </w:r>
-            <w:r>
-              <w:rPr>
-                <w:noProof/>
-              </w:rPr>
               <w:instrText xml:space="preserve"> PAGEREF _Toc236763550 \h </w:instrText>
-            </w:r>
-            <w:r>
-              <w:rPr>
-                <w:noProof/>
-              </w:rPr>
-            </w:r>
-            <w:r>
-              <w:rPr>
-                <w:noProof/>
-              </w:rPr>
               <w:fldChar w:fldCharType="separate"/>
-            </w:r>
-            <w:r>
-              <w:rPr>
-                <w:noProof/>
-              </w:rPr>
               <w:t>6</w:t>
-            </w:r>
-            <w:r>
-              <w:rPr>
-                <w:noProof/>
-              </w:rPr>
               <w:fldChar w:fldCharType="end"/>
             </w:r>
           </w:hyperlink>
@@ -665,40 +414,10 @@
                 <w:noProof/>
               </w:rPr>
               <w:tab/>
-            </w:r>
-            <w:r>
-              <w:rPr>
-                <w:noProof/>
-              </w:rPr>
               <w:fldChar w:fldCharType="begin"/>
-            </w:r>
-            <w:r>
-              <w:rPr>
-                <w:noProof/>
-              </w:rPr>
               <w:instrText xml:space="preserve"> PAGEREF _Toc236763551 \h </w:instrText>
-            </w:r>
-            <w:r>
-              <w:rPr>
-                <w:noProof/>
-              </w:rPr>
-            </w:r>
-            <w:r>
-              <w:rPr>
-                <w:noProof/>
-              </w:rPr>
               <w:fldChar w:fldCharType="separate"/>
-            </w:r>
-            <w:r>
-              <w:rPr>
-                <w:noProof/>
-              </w:rPr>
               <w:t>6</w:t>
-            </w:r>
-            <w:r>
-              <w:rPr>
-                <w:noProof/>
-              </w:rPr>
               <w:fldChar w:fldCharType="end"/>
             </w:r>
           </w:hyperlink>
@@ -728,40 +447,10 @@
                 <w:noProof/>
               </w:rPr>
               <w:tab/>
-            </w:r>
-            <w:r>
-              <w:rPr>
-                <w:noProof/>
-              </w:rPr>
               <w:fldChar w:fldCharType="begin"/>
-            </w:r>
-            <w:r>
-              <w:rPr>
-                <w:noProof/>
-              </w:rPr>
               <w:instrText xml:space="preserve"> PAGEREF _Toc236763552 \h </w:instrText>
-            </w:r>
-            <w:r>
-              <w:rPr>
-                <w:noProof/>
-              </w:rPr>
-            </w:r>
-            <w:r>
-              <w:rPr>
-                <w:noProof/>
-              </w:rPr>
               <w:fldChar w:fldCharType="separate"/>
-            </w:r>
-            <w:r>
-              <w:rPr>
-                <w:noProof/>
-              </w:rPr>
               <w:t>7</w:t>
-            </w:r>
-            <w:r>
-              <w:rPr>
-                <w:noProof/>
-              </w:rPr>
               <w:fldChar w:fldCharType="end"/>
             </w:r>
           </w:hyperlink>
@@ -791,40 +480,10 @@
                 <w:noProof/>
               </w:rPr>
               <w:tab/>
-            </w:r>
-            <w:r>
-              <w:rPr>
-                <w:noProof/>
-              </w:rPr>
               <w:fldChar w:fldCharType="begin"/>
-            </w:r>
-            <w:r>
-              <w:rPr>
-                <w:noProof/>
-              </w:rPr>
               <w:instrText xml:space="preserve"> PAGEREF _Toc236763553 \h </w:instrText>
-            </w:r>
-            <w:r>
-              <w:rPr>
-                <w:noProof/>
-              </w:rPr>
-            </w:r>
-            <w:r>
-              <w:rPr>
-                <w:noProof/>
-              </w:rPr>
               <w:fldChar w:fldCharType="separate"/>
-            </w:r>
-            <w:r>
-              <w:rPr>
-                <w:noProof/>
-              </w:rPr>
               <w:t>7</w:t>
-            </w:r>
-            <w:r>
-              <w:rPr>
-                <w:noProof/>
-              </w:rPr>
               <w:fldChar w:fldCharType="end"/>
             </w:r>
           </w:hyperlink>
@@ -871,7 +530,7 @@
         <w:spacing w:after="140"/>
       </w:pPr>
       <w:r>
-        <w:t>Since the first version of this assessment, the project has grown substantially: Nova now keeps persistent, encrypted memory of the user; she can call tools mid-conversation — the capability behind a store-inventory demonstration mode built to pitch a hands-free retail assistant to leadership, plus on-demand location awareness and a nearby-places lookup; and she has a vision path (John can hand her a photo and she describes it). Two further integrations — Microsoft 365 (Teams/Outlook) and bank/expense access — were deliberately parked pending approvals and design (decisions D20 and D21), itself a healthy instance of conscious deferral. The demonstration is explicitly a proof-of-concept; if it wins funding, a separate, larger project would follow — the first real signal that some previously deferred business-architecture items may soon be worth revisiting.</w:t>
+        <w:t>Since the first version of this assessment, the project has grown substantially: Nova now keeps persistent, encrypted memory of the user; she can call tools mid-conversation — the capability behind a store-inventory demonstration mode built to pitch a hands-free retail assistant to leadership, plus on-demand location awareness and a nearby-places lookup; and she has a vision path (John can hand her a photo and she describes it — and in the store demonstration she identifies it and matches it against inventory). Since the last assessment the demonstration was refit onto real Oracle MFCS (PRD1) inventory data across six stores, photo-to-inventory matching and an on-screen demonstration indicator were added, and web search was trialed against Anthropic’s server-side tool and then disabled (HTTP 400s and added latency) — a further instance of conscious deferral. Two further integrations — Microsoft 365 (Teams/Outlook) and bank/expense access — were deliberately parked pending approvals and design (decisions D20 and D21), itself a healthy instance of conscious deferral. The demonstration is explicitly a proof-of-concept; if it wins funding, a separate, larger project would follow — the first real signal that some previously deferred business-architecture items may soon be worth revisiting.</w:t>
       </w:r>
     </w:p>
     <w:p>
@@ -1168,7 +827,7 @@
           </w:tcPr>
           <w:p>
             <w:r>
-              <w:t>Documented data flow (audio → STT → LLM → TTS), encrypted key storage, and now an encrypted long-term memory store (profile + rolling summary) with a distill-don’t-persist-raw stance. Photos John feeds Nova are stored locally (sandboxed) and analyzed on demand. Demo uses a bundled synthetic dataset.</w:t>
+              <w:t>Documented data flow (audio → STT → LLM → TTS), encrypted key storage, and now an encrypted long-term memory store (profile + rolling summary) with a distill-don’t-persist-raw stance. Photos John feeds Nova are stored locally (sandboxed) and analyzed on demand; in demo mode a photo is identified and matched to inventory. The demo now uses a bundled dataset derived from real MFCS inventory (six stores). Short-term memory is held at the process level, surviving a microphone off/on within a session.</w:t>
             </w:r>
           </w:p>
         </w:tc>
@@ -2326,9 +1985,7 @@
         <w:spacing w:after="140"/>
       </w:pPr>
       <w:r>
-        <w:t xml:space="preserve">This remains the project’s strongest area relative to its size. A living threat register (S1–S16) tracks each risk — embedded API keys, always-hot microphone, cloud speech-to-text, cost from false wakes, sensitive content over the network, boot/permission surface, the GitHub token to revoke, on-device credential/data storage, the wake model’s non-commercial training licence, on-demand location (now implemented), the persistent-memory store, planned web-search egress, off-device backup, photos fed to Nova, and the two parked integrations (M365 and bank/expense) — with severity and mitigation. The highest-severity items are the memory store (S11), any future off-device backup (S13), and — if ever built — the parked M365 (S15) and financial (S16) integrations; all are handled by encrypting at rest, encrypting client-side before any upload, and simply not building the parked ones until approved. </w:t>
-      </w:r>
-      <w:r>
+        <w:t xml:space="preserve">This remains the project’s strongest area relative to its size. A living threat register (S1–S16) tracks each risk — embedded API keys, always-hot microphone, cloud speech-to-text, cost from false wakes, sensitive content over the network, boot/permission surface, the GitHub token to revoke, on-device credential/data storage, the wake model’s non-commercial training licence, on-demand location (now implemented), the persistent-memory store, web-search egress (trialed via Anthropic’s server-side tool, then disabled), off-device backup, photos fed to Nova, and the two parked integrations (M365 and bank/expense) — with severity and mitigation. The highest-severity items are the memory store (S11), any future off-device backup (S13), and — if ever built — the parked M365 (S15) and financial (S16) integrations; all are handled by encrypting at rest, encrypting client-side before any upload, and simply not building the parked ones until approved. </w:t>
         <w:lastRenderedPageBreak/>
         <w:t>TOGAF would still ask for two lightweight additions: a stated risk-assessment method and a short key-management policy.</w:t>
       </w:r>
@@ -2353,7 +2010,7 @@
         <w:spacing w:after="140"/>
       </w:pPr>
       <w:r>
-        <w:t>The GitHub repository plus the docs/ folder function as a modest architecture repository: the specification, the decision log, and this assessment live under version control. TOGAF’s Architecture Repository concept suggests a little more structure — a principles document, a building-blocks/component catalogue, and a standards information base — which can be added as three short files without ceremony. One live governance note: several sessions of work are currently uncommitted, so committing regularly is itself part of sound change control.</w:t>
+        <w:t>The GitHub repository plus the docs/ folder function as a modest architecture repository: the specification, the decision log, and this assessment live under version control. TOGAF’s Architecture Repository concept suggests a little more structure — a principles document, a building-blocks/component catalogue, and a standards information base — which can be added as three short files without ceremony. One live governance note: the backlog of uncommitted work was cleared this session (committed and pushed), and committing per session is now the practice — sound change control in action.</w:t>
       </w:r>
     </w:p>
     <w:p>
